--- a/public/templates/dif_salarial_professor.docx
+++ b/public/templates/dif_salarial_professor.docx
@@ -1812,7 +1812,7 @@
           <w:color w:val="000000"/>
           <w:lang w:val="pt-BR"/>
         </w:rPr>
-        <w:t>28 de janeiro de 2025</w:t>
+        <w:t>________</w:t>
       </w:r>
       <w:r>
         <w:rPr>
@@ -1884,7 +1884,7 @@
           <w:color w:val="000000"/>
           <w:lang w:val="pt-BR"/>
         </w:rPr>
-        <w:t>(Processo Administrativo n° 01.01.028101.004340/2025-00)</w:t>
+        <w:t>(Processo Administrativo n° ________)</w:t>
       </w:r>
       <w:r>
         <w:rPr>
@@ -2014,7 +2014,7 @@
           <w:bCs/>
           <w:lang w:val="pt-BR"/>
         </w:rPr>
-        <w:t>apesar de devidamente habilitada e de já ter apresentado toda a documentação exigida, a promoção funcional vertical da requerente somente foi efetivada em 12 de dezembro de 2025</w:t>
+        <w:t>apesar de devidamente habilitada e de já ter apresentado toda a documentação exigida, a promoção funcional vertical da requerente somente foi efetivada em ________</w:t>
       </w:r>
       <w:r>
         <w:rPr>
@@ -2030,7 +2030,7 @@
           <w:bCs/>
           <w:lang w:val="pt-BR"/>
         </w:rPr>
-        <w:t>Decreto nº 53.182, de 12 de dezembro de 2025</w:t>
+        <w:t>Decreto nº ________</w:t>
       </w:r>
       <w:r>
         <w:rPr>
@@ -2522,7 +2522,7 @@
           <w:color w:val="000000"/>
           <w:lang w:val="pt-BR"/>
         </w:rPr>
-        <w:t xml:space="preserve"> 28/01/2025 e 30/11/2025, a requerente permaneceu sendo remunerada de forma indevida, ainda enquadrada no cargo PF40 – LPL – IV – Professor 40h, 4ª Classe, Referência A, </w:t>
+        <w:t xml:space="preserve"> ________ e ________, a requerente permaneceu sendo remunerada de forma indevida, ainda enquadrada no cargo PF40 – LPL – IV – Professor 40h, 4ª Classe, Referência A, </w:t>
       </w:r>
       <w:r>
         <w:rPr>
@@ -2582,7 +2582,7 @@
           <w:color w:val="000000"/>
           <w:lang w:val="pt-BR"/>
         </w:rPr>
-        <w:t>protocolo do requerimento administrativo em 28/01/2025</w:t>
+        <w:t>protocolo do requerimento administrativo em ________</w:t>
       </w:r>
       <w:r>
         <w:rPr>
@@ -2618,7 +2618,7 @@
           <w:color w:val="000000"/>
           <w:lang w:val="pt-BR"/>
         </w:rPr>
-        <w:t>R$ 6.003,15 (seis mil, três reais e quinze centavos)</w:t>
+        <w:t>R$ ________ (________)</w:t>
       </w:r>
       <w:r>
         <w:rPr>
@@ -2670,7 +2670,7 @@
           <w:color w:val="000000"/>
           <w:lang w:val="pt-BR"/>
         </w:rPr>
-        <w:t>28/01/2025 a 30/11/2025, a parte requerente sofreu prejuízo financeiro mensal</w:t>
+        <w:t>________ a ________, a parte requerente sofreu prejuízo financeiro mensal</w:t>
       </w:r>
       <w:r>
         <w:rPr>
@@ -2992,7 +2992,7 @@
           <w:color w:val="000000"/>
           <w:lang w:val="pt-BR"/>
         </w:rPr>
-        <w:t xml:space="preserve"> 28/01/2025 a 30/11/2025</w:t>
+        <w:t xml:space="preserve"> ________ a ________</w:t>
       </w:r>
       <w:r>
         <w:rPr>
@@ -3784,7 +3784,7 @@
           <w:color w:val="000000"/>
           <w:lang w:val="pt-BR"/>
         </w:rPr>
-        <w:t>protocolou, em 28 de janeiro de 2025</w:t>
+        <w:t>protocolou, em ________</w:t>
       </w:r>
       <w:r>
         <w:rPr>
@@ -3906,7 +3906,7 @@
           <w:color w:val="000000"/>
           <w:lang w:val="pt-BR"/>
         </w:rPr>
-        <w:t>integral cumprimento dos requisitos legais, o requerido somente efetivou a promoção da parte requerente em 12 de dezembro de 2025</w:t>
+        <w:t>integral cumprimento dos requisitos legais, o requerido somente efetivou a promoção da parte requerente em ________</w:t>
       </w:r>
       <w:r>
         <w:rPr>
@@ -4691,7 +4691,7 @@
           <w:color w:val="000000"/>
           <w:lang w:val="pt-BR"/>
         </w:rPr>
-        <w:t>Resta incontroverso nos autos que a parte requerente implementou todos os requisitos legais para o enquadramento funcional por titulação desde 28 de janeiro de 2025, data do protocolo administrativo. Assim, é devido o pagamento das verbas remuneratórias retroativas que deixaram de ser adimplidas, não podendo a Administração Pública invocar a Lei de Responsabilidade Fiscal ou o princípio da legalidade orçamentária como óbice ao cumprimento de obrigação legal, sob pena de enriquecimento ilícito do Estado, vedado pelo ordenamento jurídico.</w:t>
+        <w:t>Resta incontroverso nos autos que a parte requerente implementou todos os requisitos legais para o enquadramento funcional por titulação desde ________, data do protocolo administrativo. Assim, é devido o pagamento das verbas remuneratórias retroativas que deixaram de ser adimplidas, não podendo a Administração Pública invocar a Lei de Responsabilidade Fiscal ou o princípio da legalidade orçamentária como óbice ao cumprimento de obrigação legal, sob pena de enriquecimento ilícito do Estado, vedado pelo ordenamento jurídico.</w:t>
       </w:r>
     </w:p>
     <w:p>
@@ -4765,7 +4765,7 @@
           <w:color w:val="000000"/>
           <w:lang w:val="pt-BR"/>
         </w:rPr>
-        <w:t>promoção vertical da parte requerente em 12 de dezembro de 2025</w:t>
+        <w:t>promoção vertical da parte requerente em ________</w:t>
       </w:r>
       <w:r>
         <w:rPr>
@@ -4783,7 +4783,7 @@
           <w:color w:val="000000"/>
           <w:lang w:val="pt-BR"/>
         </w:rPr>
-        <w:t>requerimento protocolado em 28 de janeiro de 2025</w:t>
+        <w:t>requerimento protocolado em ________</w:t>
       </w:r>
       <w:r>
         <w:rPr>
@@ -4801,7 +4801,7 @@
           <w:color w:val="000000"/>
           <w:lang w:val="pt-BR"/>
         </w:rPr>
-        <w:t>diferenças salariais retroativas compreendidas no período de 28/01/2025 a 30/11/2025</w:t>
+        <w:t>diferenças salariais retroativas compreendidas no período de ________ a ________</w:t>
       </w:r>
       <w:r>
         <w:rPr>
@@ -6167,7 +6167,7 @@
           <w:bCs/>
           <w:color w:val="000000"/>
         </w:rPr>
-        <w:t>diferenças salariais retroativas compreendidas no período de 28/01/2025 a 30/11/2025</w:t>
+        <w:t>diferenças salariais retroativas compreendidas no período de ________ a ________</w:t>
       </w:r>
       <w:r>
         <w:rPr>
